--- a/Грамота ВсОШ ШЭ.docx
+++ b/Грамота ВсОШ ШЭ.docx
@@ -2,605 +2,338 @@
 <file path=word/document.xml><?xml version="1.0" encoding="utf-8"?>
 <w:document xmlns:wpc="http://schemas.microsoft.com/office/word/2010/wordprocessingCanvas" xmlns:mc="http://schemas.openxmlformats.org/markup-compatibility/2006" xmlns:o="urn:schemas-microsoft-com:office:office" xmlns:r="http://schemas.openxmlformats.org/officeDocument/2006/relationships" xmlns:m="http://schemas.openxmlformats.org/officeDocument/2006/math" xmlns:v="urn:schemas-microsoft-com:vml" xmlns:wp14="http://schemas.microsoft.com/office/word/2010/wordprocessingDrawing" xmlns:wp="http://schemas.openxmlformats.org/drawingml/2006/wordprocessingDrawing" xmlns:w10="urn:schemas-microsoft-com:office:word" xmlns:w="http://schemas.openxmlformats.org/wordprocessingml/2006/main" xmlns:w14="http://schemas.microsoft.com/office/word/2010/wordml" xmlns:w15="http://schemas.microsoft.com/office/word/2012/wordml" xmlns:wpg="http://schemas.microsoft.com/office/word/2010/wordprocessingGroup" xmlns:wpi="http://schemas.microsoft.com/office/word/2010/wordprocessingInk" xmlns:wne="http://schemas.microsoft.com/office/word/2006/wordml" xmlns:wps="http://schemas.microsoft.com/office/word/2010/wordprocessingShape" mc:Ignorable="w14 w15 wp14">
   <w:body>
-    <w:tbl>
-      <w:tblPr>
-        <w:tblStyle w:val="a7"/>
-        <w:tblW w:w="0" w:type="auto"/>
-        <w:tblBorders>
-          <w:top w:val="none" w:sz="0" w:space="0" w:color="auto"/>
-          <w:left w:val="none" w:sz="0" w:space="0" w:color="auto"/>
-          <w:bottom w:val="none" w:sz="0" w:space="0" w:color="auto"/>
-          <w:right w:val="none" w:sz="0" w:space="0" w:color="auto"/>
-          <w:insideH w:val="none" w:sz="0" w:space="0" w:color="auto"/>
-          <w:insideV w:val="none" w:sz="0" w:space="0" w:color="auto"/>
-        </w:tblBorders>
-        <w:tblLook w:val="04A0" w:firstRow="1" w:lastRow="0" w:firstColumn="1" w:lastColumn="0" w:noHBand="0" w:noVBand="1"/>
-      </w:tblPr>
-      <w:tblGrid>
-        <w:gridCol w:w="709"/>
-        <w:gridCol w:w="9214"/>
-        <w:gridCol w:w="839"/>
-      </w:tblGrid>
-      <w:tr>
-        <w:trPr>
-          <w:trHeight w:val="1077"/>
-        </w:trPr>
-        <w:tc>
-          <w:tcPr>
-            <w:tcW w:w="10762" w:type="dxa"/>
-            <w:gridSpan w:val="3"/>
-          </w:tcPr>
-          <w:p>
-            <w:pPr>
-              <w:jc w:val="center"/>
-              <w:rPr>
-                <w:sz w:val="28"/>
-              </w:rPr>
-            </w:pPr>
-            <w:bookmarkStart w:id="0" w:name="_GoBack" w:colFirst="0" w:colLast="0"/>
-            <w:r>
-              <w:rPr>
-                <w:sz w:val="32"/>
-                <w:lang w:val="en-US"/>
-              </w:rPr>
-              <w:t>ОО</w:t>
-            </w:r>
-          </w:p>
-        </w:tc>
-      </w:tr>
-      <w:tr>
-        <w:trPr>
-          <w:trHeight w:val="3310"/>
-        </w:trPr>
-        <w:tc>
-          <w:tcPr>
-            <w:tcW w:w="709" w:type="dxa"/>
-          </w:tcPr>
-          <w:p>
-            <w:pPr>
-              <w:jc w:val="center"/>
-              <w:rPr>
-                <w:sz w:val="28"/>
-              </w:rPr>
-            </w:pPr>
-          </w:p>
-        </w:tc>
-        <w:tc>
-          <w:tcPr>
-            <w:tcW w:w="9214" w:type="dxa"/>
-            <w:vAlign w:val="bottom"/>
-          </w:tcPr>
-          <w:p>
-            <w:pPr>
-              <w:jc w:val="center"/>
-              <w:rPr>
-                <w:b/>
-                <w:color w:val="136FAD"/>
-                <w:sz w:val="72"/>
-              </w:rPr>
-            </w:pPr>
-            <w:r>
-              <w:rPr>
-                <w:b/>
-                <w:color w:val="136FAD"/>
-                <w:sz w:val="144"/>
-              </w:rPr>
-              <w:t>ГРАМОТА</w:t>
-            </w:r>
-          </w:p>
-        </w:tc>
-        <w:tc>
-          <w:tcPr>
-            <w:tcW w:w="839" w:type="dxa"/>
-          </w:tcPr>
-          <w:p>
-            <w:pPr>
-              <w:jc w:val="center"/>
-              <w:rPr>
-                <w:sz w:val="28"/>
-              </w:rPr>
-            </w:pPr>
-          </w:p>
-        </w:tc>
-      </w:tr>
-      <w:tr>
-        <w:trPr>
-          <w:trHeight w:val="510"/>
-        </w:trPr>
-        <w:tc>
-          <w:tcPr>
-            <w:tcW w:w="709" w:type="dxa"/>
-          </w:tcPr>
-          <w:p>
-            <w:pPr>
-              <w:jc w:val="center"/>
-              <w:rPr>
-                <w:sz w:val="28"/>
-              </w:rPr>
-            </w:pPr>
-          </w:p>
-        </w:tc>
-        <w:tc>
-          <w:tcPr>
-            <w:tcW w:w="9214" w:type="dxa"/>
-          </w:tcPr>
-          <w:p>
-            <w:pPr>
-              <w:rPr>
-                <w:sz w:val="40"/>
-              </w:rPr>
-            </w:pPr>
-            <w:r>
-              <w:rPr>
-                <w:sz w:val="40"/>
-              </w:rPr>
-              <w:t>школьного этапа</w:t>
-            </w:r>
-          </w:p>
-        </w:tc>
-        <w:tc>
-          <w:tcPr>
-            <w:tcW w:w="839" w:type="dxa"/>
-          </w:tcPr>
-          <w:p>
-            <w:pPr>
-              <w:jc w:val="center"/>
-              <w:rPr>
-                <w:sz w:val="28"/>
-              </w:rPr>
-            </w:pPr>
-          </w:p>
-        </w:tc>
-      </w:tr>
-      <w:tr>
-        <w:trPr>
-          <w:trHeight w:val="510"/>
-        </w:trPr>
-        <w:tc>
-          <w:tcPr>
-            <w:tcW w:w="709" w:type="dxa"/>
-          </w:tcPr>
-          <w:p>
-            <w:pPr>
-              <w:jc w:val="center"/>
-              <w:rPr>
-                <w:sz w:val="28"/>
-              </w:rPr>
-            </w:pPr>
-          </w:p>
-        </w:tc>
-        <w:tc>
-          <w:tcPr>
-            <w:tcW w:w="9214" w:type="dxa"/>
-          </w:tcPr>
-          <w:p>
-            <w:pPr>
-              <w:rPr>
-                <w:sz w:val="40"/>
-              </w:rPr>
-            </w:pPr>
-            <w:r>
-              <w:rPr>
-                <w:sz w:val="40"/>
-              </w:rPr>
-              <w:t>Всероссийской олимпиады школьников</w:t>
-            </w:r>
-            <w:r>
-              <w:rPr>
-                <w:sz w:val="40"/>
-              </w:rPr>
-              <w:t xml:space="preserve"> по:</w:t>
-            </w:r>
-          </w:p>
-        </w:tc>
-        <w:tc>
-          <w:tcPr>
-            <w:tcW w:w="839" w:type="dxa"/>
-          </w:tcPr>
-          <w:p>
-            <w:pPr>
-              <w:jc w:val="center"/>
-              <w:rPr>
-                <w:sz w:val="28"/>
-              </w:rPr>
-            </w:pPr>
-          </w:p>
-        </w:tc>
-      </w:tr>
-      <w:tr>
-        <w:trPr>
-          <w:trHeight w:val="2791"/>
-        </w:trPr>
-        <w:tc>
-          <w:tcPr>
-            <w:tcW w:w="709" w:type="dxa"/>
-          </w:tcPr>
-          <w:p>
-            <w:pPr>
-              <w:jc w:val="center"/>
-              <w:rPr>
-                <w:sz w:val="28"/>
-              </w:rPr>
-            </w:pPr>
-          </w:p>
-        </w:tc>
-        <w:tc>
-          <w:tcPr>
-            <w:tcW w:w="9214" w:type="dxa"/>
-            <w:vAlign w:val="center"/>
-          </w:tcPr>
-          <w:p>
-            <w:pPr>
-              <w:rPr>
-                <w:sz w:val="40"/>
-              </w:rPr>
-            </w:pPr>
-            <w:r>
-              <w:rPr>
-                <w:sz w:val="40"/>
-              </w:rPr>
-              <w:t>%предметы%</w:t>
-            </w:r>
-          </w:p>
-        </w:tc>
-        <w:tc>
-          <w:tcPr>
-            <w:tcW w:w="839" w:type="dxa"/>
-          </w:tcPr>
-          <w:p>
-            <w:pPr>
-              <w:jc w:val="center"/>
-              <w:rPr>
-                <w:sz w:val="28"/>
-              </w:rPr>
-            </w:pPr>
-          </w:p>
-        </w:tc>
-      </w:tr>
-      <w:tr>
-        <w:trPr>
-          <w:trHeight w:val="1134"/>
-        </w:trPr>
-        <w:tc>
-          <w:tcPr>
-            <w:tcW w:w="709" w:type="dxa"/>
-            <w:vAlign w:val="center"/>
-          </w:tcPr>
-          <w:p>
-            <w:pPr>
-              <w:rPr>
-                <w:sz w:val="72"/>
-              </w:rPr>
-            </w:pPr>
-          </w:p>
-        </w:tc>
-        <w:tc>
-          <w:tcPr>
-            <w:tcW w:w="9214" w:type="dxa"/>
-            <w:vAlign w:val="center"/>
-          </w:tcPr>
-          <w:p>
-            <w:pPr>
-              <w:rPr>
-                <w:b/>
-                <w:sz w:val="72"/>
-              </w:rPr>
-            </w:pPr>
-            <w:r>
-              <w:rPr>
-                <w:b/>
-                <w:sz w:val="72"/>
-              </w:rPr>
-              <w:t>%Фамилия%</w:t>
-            </w:r>
-          </w:p>
-        </w:tc>
-        <w:tc>
-          <w:tcPr>
-            <w:tcW w:w="839" w:type="dxa"/>
-            <w:vAlign w:val="center"/>
-          </w:tcPr>
-          <w:p>
-            <w:pPr>
-              <w:rPr>
-                <w:sz w:val="28"/>
-              </w:rPr>
-            </w:pPr>
-          </w:p>
-        </w:tc>
-      </w:tr>
-      <w:tr>
-        <w:trPr>
-          <w:trHeight w:val="1134"/>
-        </w:trPr>
-        <w:tc>
-          <w:tcPr>
-            <w:tcW w:w="709" w:type="dxa"/>
-            <w:vAlign w:val="center"/>
-          </w:tcPr>
-          <w:p>
-            <w:pPr>
-              <w:rPr>
-                <w:sz w:val="72"/>
-              </w:rPr>
-            </w:pPr>
-          </w:p>
-        </w:tc>
-        <w:tc>
-          <w:tcPr>
-            <w:tcW w:w="9214" w:type="dxa"/>
-            <w:vAlign w:val="center"/>
-          </w:tcPr>
-          <w:p>
-            <w:pPr>
-              <w:rPr>
-                <w:b/>
-                <w:sz w:val="72"/>
-              </w:rPr>
-            </w:pPr>
-            <w:r>
-              <w:rPr>
-                <w:b/>
-                <w:sz w:val="72"/>
-              </w:rPr>
-              <w:t>%Имя%</w:t>
-            </w:r>
-          </w:p>
-        </w:tc>
-        <w:tc>
-          <w:tcPr>
-            <w:tcW w:w="839" w:type="dxa"/>
-            <w:vAlign w:val="center"/>
-          </w:tcPr>
-          <w:p>
-            <w:pPr>
-              <w:rPr>
-                <w:sz w:val="28"/>
-              </w:rPr>
-            </w:pPr>
-          </w:p>
-        </w:tc>
-      </w:tr>
-      <w:tr>
-        <w:tc>
-          <w:tcPr>
-            <w:tcW w:w="709" w:type="dxa"/>
-          </w:tcPr>
-          <w:p>
-            <w:pPr>
-              <w:jc w:val="center"/>
-              <w:rPr>
-                <w:sz w:val="40"/>
-                <w:szCs w:val="40"/>
-              </w:rPr>
-            </w:pPr>
-          </w:p>
-        </w:tc>
-        <w:tc>
-          <w:tcPr>
-            <w:tcW w:w="9214" w:type="dxa"/>
-          </w:tcPr>
-          <w:p>
-            <w:pPr>
-              <w:rPr>
-                <w:sz w:val="40"/>
-                <w:szCs w:val="40"/>
-              </w:rPr>
-            </w:pPr>
-            <w:r>
-              <w:rPr>
-                <w:sz w:val="40"/>
-                <w:szCs w:val="40"/>
-              </w:rPr>
-              <w:t>%класс%</w:t>
-            </w:r>
-          </w:p>
-        </w:tc>
-        <w:tc>
-          <w:tcPr>
-            <w:tcW w:w="839" w:type="dxa"/>
-          </w:tcPr>
-          <w:p>
-            <w:pPr>
-              <w:jc w:val="center"/>
-              <w:rPr>
-                <w:sz w:val="40"/>
-                <w:szCs w:val="40"/>
-              </w:rPr>
-            </w:pPr>
-          </w:p>
-        </w:tc>
-      </w:tr>
-      <w:tr>
-        <w:trPr>
-          <w:trHeight w:val="3070"/>
-        </w:trPr>
-        <w:tc>
-          <w:tcPr>
-            <w:tcW w:w="709" w:type="dxa"/>
-          </w:tcPr>
-          <w:p>
-            <w:pPr>
-              <w:jc w:val="center"/>
-              <w:rPr>
-                <w:sz w:val="36"/>
-                <w:szCs w:val="40"/>
-              </w:rPr>
-            </w:pPr>
-          </w:p>
-        </w:tc>
-        <w:tc>
-          <w:tcPr>
-            <w:tcW w:w="9214" w:type="dxa"/>
-            <w:vAlign w:val="center"/>
-          </w:tcPr>
-          <w:p>
-            <w:pPr>
-              <w:rPr>
-                <w:sz w:val="36"/>
-                <w:szCs w:val="40"/>
-              </w:rPr>
-            </w:pPr>
-            <w:r>
-              <w:rPr>
-                <w:sz w:val="36"/>
-                <w:szCs w:val="40"/>
-              </w:rPr>
-              <w:t>Директор</w:t>
-            </w:r>
-          </w:p>
-          <w:p>
-            <w:pPr>
-              <w:rPr>
-                <w:sz w:val="36"/>
-                <w:szCs w:val="40"/>
-              </w:rPr>
-            </w:pPr>
-            <w:r>
-              <w:rPr>
-                <w:sz w:val="36"/>
-                <w:szCs w:val="40"/>
-              </w:rPr>
-              <w:t xml:space="preserve">МАОУ СОШ № 65 </w:t>
-            </w:r>
-            <w:r>
-              <w:rPr>
-                <w:sz w:val="36"/>
-                <w:szCs w:val="40"/>
-              </w:rPr>
-              <w:t>с УИОП</w:t>
-            </w:r>
-          </w:p>
-          <w:p>
-            <w:pPr>
-              <w:rPr>
-                <w:sz w:val="36"/>
-                <w:szCs w:val="40"/>
-              </w:rPr>
-            </w:pPr>
-            <w:r>
-              <w:rPr>
-                <w:sz w:val="36"/>
-                <w:szCs w:val="40"/>
-              </w:rPr>
-              <w:t>ФИО</w:t>
-            </w:r>
-          </w:p>
-        </w:tc>
-        <w:tc>
-          <w:tcPr>
-            <w:tcW w:w="839" w:type="dxa"/>
-          </w:tcPr>
-          <w:p>
-            <w:pPr>
-              <w:jc w:val="center"/>
-              <w:rPr>
-                <w:sz w:val="40"/>
-                <w:szCs w:val="40"/>
-              </w:rPr>
-            </w:pPr>
-          </w:p>
-        </w:tc>
-      </w:tr>
-      <w:tr>
-        <w:tc>
-          <w:tcPr>
-            <w:tcW w:w="709" w:type="dxa"/>
-          </w:tcPr>
-          <w:p>
-            <w:pPr>
-              <w:jc w:val="center"/>
-              <w:rPr>
-                <w:sz w:val="28"/>
-              </w:rPr>
-            </w:pPr>
-          </w:p>
-        </w:tc>
-        <w:tc>
-          <w:tcPr>
-            <w:tcW w:w="9214" w:type="dxa"/>
-          </w:tcPr>
-          <w:p>
-            <w:pPr>
-              <w:jc w:val="center"/>
-              <w:rPr>
-                <w:sz w:val="28"/>
-              </w:rPr>
-            </w:pPr>
-            <w:r>
-              <w:rPr>
-                <w:sz w:val="36"/>
-              </w:rPr>
-              <w:t xml:space="preserve">Екатеринбург, </w:t>
-            </w:r>
-            <w:r>
-              <w:rPr>
-                <w:sz w:val="36"/>
-              </w:rPr>
-              <w:fldChar w:fldCharType="begin"/>
-            </w:r>
-            <w:r>
-              <w:rPr>
-                <w:sz w:val="36"/>
-              </w:rPr>
-              <w:instrText xml:space="preserve"> TIME  \@ "yyyy"  \* MERGEFORMAT </w:instrText>
-            </w:r>
-            <w:r>
-              <w:rPr>
-                <w:sz w:val="36"/>
-              </w:rPr>
-              <w:fldChar w:fldCharType="separate"/>
-            </w:r>
-            <w:r>
-              <w:rPr>
-                <w:noProof/>
-                <w:sz w:val="36"/>
-              </w:rPr>
-              <w:t>2026</w:t>
-            </w:r>
-            <w:r>
-              <w:rPr>
-                <w:sz w:val="36"/>
-              </w:rPr>
-              <w:fldChar w:fldCharType="end"/>
-            </w:r>
-            <w:r>
-              <w:rPr>
-                <w:sz w:val="36"/>
-              </w:rPr>
-              <w:t xml:space="preserve"> г</w:t>
-            </w:r>
-          </w:p>
-        </w:tc>
-        <w:tc>
-          <w:tcPr>
-            <w:tcW w:w="839" w:type="dxa"/>
-          </w:tcPr>
-          <w:p>
-            <w:pPr>
-              <w:jc w:val="center"/>
-              <w:rPr>
-                <w:sz w:val="28"/>
-              </w:rPr>
-            </w:pPr>
-          </w:p>
-        </w:tc>
-      </w:tr>
-      <w:bookmarkEnd w:id="0"/>
-    </w:tbl>
-    <w:p>
-      <w:pPr>
+    <w:p>
+      <w:pPr>
+        <w:spacing w:after="1200"/>
         <w:jc w:val="center"/>
         <w:rPr>
+          <w:sz w:val="28"/>
+        </w:rPr>
+      </w:pPr>
+      <w:bookmarkStart w:id="0" w:name="_GoBack"/>
+      <w:r>
+        <w:rPr>
+          <w:noProof/>
           <w:sz w:val="2"/>
           <w:szCs w:val="2"/>
+          <w:lang w:eastAsia="ru-RU"/>
+        </w:rPr>
+        <w:drawing>
+          <wp:anchor distT="0" distB="0" distL="114300" distR="114300" simplePos="0" relativeHeight="251658240" behindDoc="1" locked="0" layoutInCell="1" allowOverlap="1">
+            <wp:simplePos x="0" y="0"/>
+            <wp:positionH relativeFrom="page">
+              <wp:posOffset>13648</wp:posOffset>
+            </wp:positionH>
+            <wp:positionV relativeFrom="paragraph">
+              <wp:posOffset>-360045</wp:posOffset>
+            </wp:positionV>
+            <wp:extent cx="7546975" cy="10671166"/>
+            <wp:effectExtent l="0" t="0" r="0" b="0"/>
+            <wp:wrapNone/>
+            <wp:docPr id="2" name="Рисунок 2"/>
+            <wp:cNvGraphicFramePr>
+              <a:graphicFrameLocks xmlns:a="http://schemas.openxmlformats.org/drawingml/2006/main" noChangeAspect="1"/>
+            </wp:cNvGraphicFramePr>
+            <a:graphic xmlns:a="http://schemas.openxmlformats.org/drawingml/2006/main">
+              <a:graphicData uri="http://schemas.openxmlformats.org/drawingml/2006/picture">
+                <pic:pic xmlns:pic="http://schemas.openxmlformats.org/drawingml/2006/picture">
+                  <pic:nvPicPr>
+                    <pic:cNvPr id="2" name="Фон.png"/>
+                    <pic:cNvPicPr/>
+                  </pic:nvPicPr>
+                  <pic:blipFill>
+                    <a:blip r:embed="rId6">
+                      <a:extLst>
+                        <a:ext uri="{28A0092B-C50C-407E-A947-70E740481C1C}">
+                          <a14:useLocalDpi xmlns:a14="http://schemas.microsoft.com/office/drawing/2010/main" val="0"/>
+                        </a:ext>
+                      </a:extLst>
+                    </a:blip>
+                    <a:stretch>
+                      <a:fillRect/>
+                    </a:stretch>
+                  </pic:blipFill>
+                  <pic:spPr>
+                    <a:xfrm>
+                      <a:off x="0" y="0"/>
+                      <a:ext cx="7549860" cy="10675245"/>
+                    </a:xfrm>
+                    <a:prstGeom prst="rect">
+                      <a:avLst/>
+                    </a:prstGeom>
+                  </pic:spPr>
+                </pic:pic>
+              </a:graphicData>
+            </a:graphic>
+            <wp14:sizeRelH relativeFrom="page">
+              <wp14:pctWidth>0</wp14:pctWidth>
+            </wp14:sizeRelH>
+            <wp14:sizeRelV relativeFrom="page">
+              <wp14:pctHeight>0</wp14:pctHeight>
+            </wp14:sizeRelV>
+          </wp:anchor>
+        </w:drawing>
+      </w:r>
+      <w:bookmarkEnd w:id="0"/>
+      <w:r>
+        <w:rPr>
+          <w:sz w:val="32"/>
+        </w:rPr>
+        <w:t>%ОО%</w:t>
+      </w:r>
+    </w:p>
+    <w:p>
+      <w:pPr>
+        <w:spacing w:after="960"/>
+        <w:jc w:val="center"/>
+        <w:rPr>
+          <w:b/>
+          <w:color w:val="136FAD"/>
+          <w:sz w:val="72"/>
+        </w:rPr>
+      </w:pPr>
+      <w:r>
+        <w:rPr>
+          <w:b/>
+          <w:color w:val="136FAD"/>
+          <w:sz w:val="144"/>
+        </w:rPr>
+        <w:t>ГРАМОТА</w:t>
+      </w:r>
+    </w:p>
+    <w:p>
+      <w:pPr>
+        <w:rPr>
+          <w:sz w:val="40"/>
+        </w:rPr>
+      </w:pPr>
+      <w:r>
+        <w:rPr>
+          <w:sz w:val="40"/>
+        </w:rPr>
+        <w:t xml:space="preserve">Награждается %призёр и победитель% </w:t>
+      </w:r>
+      <w:r>
+        <w:rPr>
+          <w:sz w:val="40"/>
+        </w:rPr>
+        <w:t>школьного этапа Всероссийской олимпиады школьников</w:t>
+      </w:r>
+      <w:r>
+        <w:rPr>
+          <w:sz w:val="40"/>
+        </w:rPr>
+        <w:t xml:space="preserve"> по предмет</w:t>
+      </w:r>
+      <w:r>
+        <w:rPr>
+          <w:sz w:val="40"/>
+        </w:rPr>
+        <w:t>%у/ам%</w:t>
+      </w:r>
+      <w:r>
+        <w:rPr>
+          <w:sz w:val="40"/>
+        </w:rPr>
+        <w:t>:</w:t>
+      </w:r>
+    </w:p>
+    <w:p>
+      <w:pPr>
+        <w:spacing w:after="1440"/>
+        <w:rPr>
+          <w:sz w:val="40"/>
+        </w:rPr>
+      </w:pPr>
+      <w:r>
+        <w:rPr>
+          <w:sz w:val="40"/>
+        </w:rPr>
+        <w:t>%Предметы%</w:t>
+      </w:r>
+    </w:p>
+    <w:p>
+      <w:pPr>
+        <w:spacing w:after="240"/>
+        <w:rPr>
+          <w:b/>
+          <w:sz w:val="72"/>
+        </w:rPr>
+      </w:pPr>
+      <w:r>
+        <w:rPr>
+          <w:b/>
+          <w:sz w:val="72"/>
+        </w:rPr>
+        <w:t>%Фамилия%</w:t>
+      </w:r>
+    </w:p>
+    <w:p>
+      <w:pPr>
+        <w:spacing w:after="240"/>
+        <w:rPr>
+          <w:b/>
+          <w:sz w:val="72"/>
+        </w:rPr>
+      </w:pPr>
+      <w:r>
+        <w:rPr>
+          <w:b/>
+          <w:sz w:val="72"/>
+        </w:rPr>
+        <w:t>%Имя%</w:t>
+      </w:r>
+    </w:p>
+    <w:p>
+      <w:pPr>
+        <w:spacing w:after="1080"/>
+        <w:rPr>
+          <w:sz w:val="40"/>
+          <w:szCs w:val="40"/>
+        </w:rPr>
+      </w:pPr>
+      <w:r>
+        <w:rPr>
+          <w:sz w:val="40"/>
+          <w:szCs w:val="40"/>
+        </w:rPr>
+        <w:t>%Класс%</w:t>
+      </w:r>
+      <w:r>
+        <w:rPr>
+          <w:sz w:val="40"/>
+          <w:szCs w:val="40"/>
+        </w:rPr>
+        <w:t xml:space="preserve"> </w:t>
+      </w:r>
+      <w:r>
+        <w:rPr>
+          <w:sz w:val="40"/>
+          <w:szCs w:val="40"/>
+        </w:rPr>
+        <w:t>класс</w:t>
+      </w:r>
+    </w:p>
+    <w:p>
+      <w:pPr>
+        <w:spacing w:after="0"/>
+        <w:rPr>
+          <w:sz w:val="36"/>
+          <w:szCs w:val="40"/>
+        </w:rPr>
+      </w:pPr>
+      <w:r>
+        <w:rPr>
+          <w:sz w:val="36"/>
+          <w:szCs w:val="40"/>
+        </w:rPr>
+        <w:t>Директор</w:t>
+      </w:r>
+    </w:p>
+    <w:p>
+      <w:pPr>
+        <w:spacing w:after="0"/>
+        <w:rPr>
+          <w:sz w:val="36"/>
+          <w:szCs w:val="40"/>
+        </w:rPr>
+      </w:pPr>
+      <w:r>
+        <w:rPr>
+          <w:sz w:val="36"/>
+          <w:szCs w:val="40"/>
+        </w:rPr>
+        <w:t xml:space="preserve">МАОУ СОШ № 65 </w:t>
+      </w:r>
+      <w:r>
+        <w:rPr>
+          <w:sz w:val="36"/>
+          <w:szCs w:val="40"/>
+        </w:rPr>
+        <w:t>с УИОП</w:t>
+      </w:r>
+    </w:p>
+    <w:p>
+      <w:pPr>
+        <w:spacing w:after="960"/>
+        <w:rPr>
+          <w:sz w:val="36"/>
+          <w:szCs w:val="40"/>
+        </w:rPr>
+      </w:pPr>
+      <w:r>
+        <w:rPr>
+          <w:sz w:val="36"/>
+          <w:szCs w:val="40"/>
+        </w:rPr>
+        <w:t>ФИО</w:t>
+      </w:r>
+    </w:p>
+    <w:p>
+      <w:pPr>
+        <w:spacing w:after="0"/>
+        <w:jc w:val="center"/>
+        <w:rPr>
+          <w:sz w:val="36"/>
+        </w:rPr>
+      </w:pPr>
+      <w:r>
+        <w:rPr>
+          <w:sz w:val="36"/>
+        </w:rPr>
+        <w:t xml:space="preserve">Екатеринбург, </w:t>
+      </w:r>
+      <w:r>
+        <w:rPr>
+          <w:sz w:val="36"/>
+        </w:rPr>
+        <w:fldChar w:fldCharType="begin"/>
+      </w:r>
+      <w:r>
+        <w:rPr>
+          <w:sz w:val="36"/>
+        </w:rPr>
+        <w:instrText xml:space="preserve"> TIME  \@ "yyyy"  \* MERGEFORMAT </w:instrText>
+      </w:r>
+      <w:r>
+        <w:rPr>
+          <w:sz w:val="36"/>
+        </w:rPr>
+        <w:fldChar w:fldCharType="separate"/>
+      </w:r>
+      <w:r>
+        <w:rPr>
+          <w:noProof/>
+          <w:sz w:val="36"/>
+        </w:rPr>
+        <w:t>2026</w:t>
+      </w:r>
+      <w:r>
+        <w:rPr>
+          <w:sz w:val="36"/>
+        </w:rPr>
+        <w:fldChar w:fldCharType="end"/>
+      </w:r>
+      <w:r>
+        <w:rPr>
+          <w:sz w:val="36"/>
+        </w:rPr>
+        <w:t xml:space="preserve"> г</w:t>
+      </w:r>
+    </w:p>
+    <w:p>
+      <w:pPr>
+        <w:spacing w:after="0"/>
+        <w:jc w:val="center"/>
+        <w:rPr>
+          <w:sz w:val="2"/>
+          <w:szCs w:val="2"/>
         </w:rPr>
       </w:pPr>
     </w:p>
     <w:sectPr>
-      <w:headerReference w:type="default" r:id="rId6"/>
       <w:pgSz w:w="11906" w:h="16838" w:code="9"/>
-      <w:pgMar w:top="567" w:right="567" w:bottom="567" w:left="567" w:header="0" w:footer="0" w:gutter="0"/>
+      <w:pgMar w:top="567" w:right="1134" w:bottom="567" w:left="1134" w:header="0" w:footer="0" w:gutter="0"/>
       <w:cols w:space="708"/>
       <w:docGrid w:linePitch="360"/>
     </w:sectPr>
@@ -656,77 +389,6 @@
     </w:p>
   </w:footnote>
 </w:footnotes>
-</file>
-
-<file path=word/header1.xml><?xml version="1.0" encoding="utf-8"?>
-<w:hdr xmlns:wpc="http://schemas.microsoft.com/office/word/2010/wordprocessingCanvas" xmlns:mc="http://schemas.openxmlformats.org/markup-compatibility/2006" xmlns:o="urn:schemas-microsoft-com:office:office" xmlns:r="http://schemas.openxmlformats.org/officeDocument/2006/relationships" xmlns:m="http://schemas.openxmlformats.org/officeDocument/2006/math" xmlns:v="urn:schemas-microsoft-com:vml" xmlns:wp14="http://schemas.microsoft.com/office/word/2010/wordprocessingDrawing" xmlns:wp="http://schemas.openxmlformats.org/drawingml/2006/wordprocessingDrawing" xmlns:w10="urn:schemas-microsoft-com:office:word" xmlns:w="http://schemas.openxmlformats.org/wordprocessingml/2006/main" xmlns:w14="http://schemas.microsoft.com/office/word/2010/wordml" xmlns:w15="http://schemas.microsoft.com/office/word/2012/wordml" xmlns:wpg="http://schemas.microsoft.com/office/word/2010/wordprocessingGroup" xmlns:wpi="http://schemas.microsoft.com/office/word/2010/wordprocessingInk" xmlns:wne="http://schemas.microsoft.com/office/word/2006/wordml" xmlns:wps="http://schemas.microsoft.com/office/word/2010/wordprocessingShape" mc:Ignorable="w14 w15 wp14">
-  <w:p>
-    <w:pPr>
-      <w:pStyle w:val="a3"/>
-    </w:pPr>
-    <w:r>
-      <w:rPr>
-        <w:noProof/>
-        <w:lang w:eastAsia="ru-RU"/>
-      </w:rPr>
-      <w:drawing>
-        <wp:anchor distT="0" distB="0" distL="114300" distR="114300" simplePos="0" relativeHeight="251658240" behindDoc="1" locked="0" layoutInCell="1" allowOverlap="1">
-          <wp:simplePos x="0" y="0"/>
-          <wp:positionH relativeFrom="page">
-            <wp:align>right</wp:align>
-          </wp:positionH>
-          <wp:positionV relativeFrom="paragraph">
-            <wp:posOffset>-265</wp:posOffset>
-          </wp:positionV>
-          <wp:extent cx="7546340" cy="10682605"/>
-          <wp:effectExtent l="0" t="0" r="0" b="4445"/>
-          <wp:wrapNone/>
-          <wp:docPr id="3" name="Рисунок 3"/>
-          <wp:cNvGraphicFramePr>
-            <a:graphicFrameLocks xmlns:a="http://schemas.openxmlformats.org/drawingml/2006/main" noChangeAspect="1"/>
-          </wp:cNvGraphicFramePr>
-          <a:graphic xmlns:a="http://schemas.openxmlformats.org/drawingml/2006/main">
-            <a:graphicData uri="http://schemas.openxmlformats.org/drawingml/2006/picture">
-              <pic:pic xmlns:pic="http://schemas.openxmlformats.org/drawingml/2006/picture">
-                <pic:nvPicPr>
-                  <pic:cNvPr id="3" name="Фон копия.png"/>
-                  <pic:cNvPicPr/>
-                </pic:nvPicPr>
-                <pic:blipFill>
-                  <a:blip r:embed="rId1">
-                    <a:extLst>
-                      <a:ext uri="{28A0092B-C50C-407E-A947-70E740481C1C}">
-                        <a14:useLocalDpi xmlns:a14="http://schemas.microsoft.com/office/drawing/2010/main" val="0"/>
-                      </a:ext>
-                    </a:extLst>
-                  </a:blip>
-                  <a:stretch>
-                    <a:fillRect/>
-                  </a:stretch>
-                </pic:blipFill>
-                <pic:spPr>
-                  <a:xfrm>
-                    <a:off x="0" y="0"/>
-                    <a:ext cx="7548034" cy="10685003"/>
-                  </a:xfrm>
-                  <a:prstGeom prst="rect">
-                    <a:avLst/>
-                  </a:prstGeom>
-                </pic:spPr>
-              </pic:pic>
-            </a:graphicData>
-          </a:graphic>
-          <wp14:sizeRelH relativeFrom="page">
-            <wp14:pctWidth>0</wp14:pctWidth>
-          </wp14:sizeRelH>
-          <wp14:sizeRelV relativeFrom="page">
-            <wp14:pctHeight>0</wp14:pctHeight>
-          </wp14:sizeRelV>
-        </wp:anchor>
-      </w:drawing>
-    </w:r>
-  </w:p>
-</w:hdr>
 </file>
 
 <file path=word/styles.xml><?xml version="1.0" encoding="utf-8"?>
